--- a/ТРПО/ЛР№1/Отчёт по лабораторная работа №1.docx
+++ b/ТРПО/ЛР№1/Отчёт по лабораторная работа №1.docx
@@ -70,11 +70,9 @@
         <w:tc>
           <w:tcPr>
             <w:tcW w:w="2668" w:type="dxa"/>
-            <w:vAlign w:val="center"/>
           </w:tcPr>
           <w:p>
             <w:pPr>
-              <w:jc w:val="center"/>
               <w:rPr>
                 <w:b/>
               </w:rPr>
@@ -90,11 +88,9 @@
         <w:tc>
           <w:tcPr>
             <w:tcW w:w="5829" w:type="dxa"/>
-            <w:vAlign w:val="center"/>
           </w:tcPr>
           <w:p>
             <w:pPr>
-              <w:jc w:val="center"/>
               <w:rPr>
                 <w:b/>
               </w:rPr>
@@ -110,11 +106,9 @@
         <w:tc>
           <w:tcPr>
             <w:tcW w:w="8080" w:type="dxa"/>
-            <w:vAlign w:val="center"/>
           </w:tcPr>
           <w:p>
             <w:pPr>
-              <w:jc w:val="center"/>
               <w:rPr>
                 <w:b/>
               </w:rPr>
@@ -130,11 +124,9 @@
         <w:tc>
           <w:tcPr>
             <w:tcW w:w="10206" w:type="dxa"/>
-            <w:vAlign w:val="center"/>
           </w:tcPr>
           <w:p>
             <w:pPr>
-              <w:jc w:val="center"/>
               <w:rPr>
                 <w:b/>
               </w:rPr>
@@ -152,7 +144,6 @@
         <w:tc>
           <w:tcPr>
             <w:tcW w:w="2668" w:type="dxa"/>
-            <w:vAlign w:val="center"/>
           </w:tcPr>
           <w:p>
             <w:r>
@@ -163,7 +154,6 @@
         <w:tc>
           <w:tcPr>
             <w:tcW w:w="5829" w:type="dxa"/>
-            <w:vAlign w:val="center"/>
           </w:tcPr>
           <w:p>
             <w:pPr>
@@ -214,7 +204,6 @@
         <w:tc>
           <w:tcPr>
             <w:tcW w:w="8080" w:type="dxa"/>
-            <w:vAlign w:val="center"/>
           </w:tcPr>
           <w:p>
             <w:pPr>
@@ -535,8 +524,57 @@
         <w:tc>
           <w:tcPr>
             <w:tcW w:w="10206" w:type="dxa"/>
-            <w:vAlign w:val="center"/>
           </w:tcPr>
+          <w:p>
+            <w:pPr>
+              <w:pStyle w:val="a8"/>
+              <w:numPr>
+                <w:ilvl w:val="0"/>
+                <w:numId w:val="9"/>
+              </w:numPr>
+              <w:rPr>
+                <w:highlight w:val="yellow"/>
+              </w:rPr>
+            </w:pPr>
+            <w:r>
+              <w:rPr>
+                <w:highlight w:val="yellow"/>
+              </w:rPr>
+              <w:t>Добавление системы кэширования информации;</w:t>
+            </w:r>
+          </w:p>
+          <w:p>
+            <w:pPr>
+              <w:pStyle w:val="a8"/>
+              <w:numPr>
+                <w:ilvl w:val="0"/>
+                <w:numId w:val="9"/>
+              </w:numPr>
+              <w:rPr>
+                <w:highlight w:val="yellow"/>
+              </w:rPr>
+            </w:pPr>
+            <w:r>
+              <w:rPr>
+                <w:highlight w:val="yellow"/>
+              </w:rPr>
+              <w:t xml:space="preserve">Добавление системы </w:t>
+            </w:r>
+            <w:proofErr w:type="spellStart"/>
+            <w:r>
+              <w:rPr>
+                <w:highlight w:val="yellow"/>
+              </w:rPr>
+              <w:t>логирования</w:t>
+            </w:r>
+            <w:proofErr w:type="spellEnd"/>
+            <w:r>
+              <w:rPr>
+                <w:highlight w:val="yellow"/>
+              </w:rPr>
+              <w:t>;</w:t>
+            </w:r>
+          </w:p>
           <w:p>
             <w:pPr>
               <w:pStyle w:val="a8"/>
@@ -546,62 +584,38 @@
               </w:numPr>
             </w:pPr>
             <w:r>
-              <w:t>Добавление системы кэширования информации;</w:t>
-            </w:r>
-          </w:p>
-          <w:p>
-            <w:pPr>
-              <w:pStyle w:val="a8"/>
-              <w:numPr>
-                <w:ilvl w:val="0"/>
-                <w:numId w:val="9"/>
-              </w:numPr>
-            </w:pPr>
-            <w:r>
-              <w:t xml:space="preserve">Добавление системы </w:t>
+              <w:rPr>
+                <w:highlight w:val="yellow"/>
+              </w:rPr>
+              <w:t xml:space="preserve">Добавление системы аутентификации для выполнения выгрузки с </w:t>
+            </w:r>
+            <w:r>
+              <w:rPr>
+                <w:highlight w:val="yellow"/>
+                <w:lang w:val="en-US"/>
+              </w:rPr>
+              <w:t>CRM</w:t>
+            </w:r>
+            <w:r>
+              <w:rPr>
+                <w:highlight w:val="yellow"/>
+              </w:rPr>
+              <w:t xml:space="preserve"> “</w:t>
             </w:r>
             <w:proofErr w:type="spellStart"/>
             <w:r>
-              <w:t>логирования</w:t>
+              <w:rPr>
+                <w:highlight w:val="yellow"/>
+                <w:lang w:val="en-US"/>
+              </w:rPr>
+              <w:t>Yclients</w:t>
             </w:r>
             <w:proofErr w:type="spellEnd"/>
             <w:r>
-              <w:t>;</w:t>
-            </w:r>
-          </w:p>
-          <w:p>
-            <w:pPr>
-              <w:pStyle w:val="a8"/>
-              <w:numPr>
-                <w:ilvl w:val="0"/>
-                <w:numId w:val="9"/>
-              </w:numPr>
-            </w:pPr>
-            <w:r>
-              <w:t xml:space="preserve">Добавление системы аутентификации для выполнения выгрузки с </w:t>
-            </w:r>
-            <w:r>
-              <w:rPr>
-                <w:lang w:val="en-US"/>
-              </w:rPr>
-              <w:t>CRM</w:t>
-            </w:r>
-            <w:r>
-              <w:t xml:space="preserve"> “</w:t>
-            </w:r>
-            <w:proofErr w:type="spellStart"/>
-            <w:r>
-              <w:rPr>
-                <w:lang w:val="en-US"/>
-              </w:rPr>
-              <w:t>Yclients</w:t>
-            </w:r>
-            <w:proofErr w:type="spellEnd"/>
-            <w:r>
-              <w:t>”</w:t>
-            </w:r>
-            <w:r>
-              <w:t>.</w:t>
+              <w:rPr>
+                <w:highlight w:val="yellow"/>
+              </w:rPr>
+              <w:t>”.</w:t>
             </w:r>
           </w:p>
         </w:tc>
@@ -610,12 +624,8 @@
         <w:tc>
           <w:tcPr>
             <w:tcW w:w="2668" w:type="dxa"/>
-            <w:vAlign w:val="center"/>
           </w:tcPr>
           <w:p>
-            <w:pPr>
-              <w:jc w:val="both"/>
-            </w:pPr>
             <w:r>
               <w:t>Уровень производительности</w:t>
             </w:r>
@@ -624,7 +634,6 @@
         <w:tc>
           <w:tcPr>
             <w:tcW w:w="5829" w:type="dxa"/>
-            <w:vAlign w:val="center"/>
           </w:tcPr>
           <w:p>
             <w:pPr>
@@ -678,7 +687,6 @@
         <w:tc>
           <w:tcPr>
             <w:tcW w:w="8080" w:type="dxa"/>
-            <w:vAlign w:val="center"/>
           </w:tcPr>
           <w:p>
             <w:r>
@@ -740,11 +748,16 @@
         <w:tc>
           <w:tcPr>
             <w:tcW w:w="10206" w:type="dxa"/>
-            <w:vAlign w:val="center"/>
           </w:tcPr>
           <w:p>
             <w:r>
-              <w:t>Улучшение аппаратных средств, для повышения скорости обработки ответов.</w:t>
+              <w:rPr>
+                <w:highlight w:val="yellow"/>
+              </w:rPr>
+              <w:t>Улучшение аппаратных средств</w:t>
+            </w:r>
+            <w:r>
+              <w:t>, для повышения скорости обработки ответов.</w:t>
             </w:r>
           </w:p>
         </w:tc>
@@ -753,7 +766,6 @@
         <w:tc>
           <w:tcPr>
             <w:tcW w:w="2668" w:type="dxa"/>
-            <w:vAlign w:val="center"/>
           </w:tcPr>
           <w:p>
             <w:r>
@@ -764,7 +776,6 @@
         <w:tc>
           <w:tcPr>
             <w:tcW w:w="5829" w:type="dxa"/>
-            <w:vAlign w:val="center"/>
           </w:tcPr>
           <w:p>
             <w:pPr>
@@ -824,7 +835,6 @@
         <w:tc>
           <w:tcPr>
             <w:tcW w:w="8080" w:type="dxa"/>
-            <w:vAlign w:val="center"/>
           </w:tcPr>
           <w:p>
             <w:r>
@@ -846,6 +856,7 @@
             </w:r>
             <w:r>
               <w:rPr>
+                <w:highlight w:val="yellow"/>
                 <w:lang w:val="en-US"/>
               </w:rPr>
               <w:t>HTTP</w:t>
@@ -883,15 +894,6 @@
                 <w:lang w:val="en-US"/>
               </w:rPr>
               <w:t>NET</w:t>
-            </w:r>
-            <w:r>
-              <w:t xml:space="preserve"> </w:t>
-            </w:r>
-            <w:r>
-              <w:rPr>
-                <w:lang w:val="en-US"/>
-              </w:rPr>
-              <w:t>CORE</w:t>
             </w:r>
             <w:r>
               <w:t>.</w:t>
@@ -901,7 +903,6 @@
         <w:tc>
           <w:tcPr>
             <w:tcW w:w="10206" w:type="dxa"/>
-            <w:vAlign w:val="center"/>
           </w:tcPr>
           <w:p>
             <w:r>
@@ -923,7 +924,6 @@
         <w:tc>
           <w:tcPr>
             <w:tcW w:w="2668" w:type="dxa"/>
-            <w:vAlign w:val="center"/>
           </w:tcPr>
           <w:p>
             <w:r>
@@ -934,7 +934,6 @@
         <w:tc>
           <w:tcPr>
             <w:tcW w:w="5829" w:type="dxa"/>
-            <w:vAlign w:val="center"/>
           </w:tcPr>
           <w:p>
             <w:pPr>
@@ -981,19 +980,25 @@
         <w:tc>
           <w:tcPr>
             <w:tcW w:w="8080" w:type="dxa"/>
-            <w:vAlign w:val="center"/>
           </w:tcPr>
           <w:p>
             <w:r>
+              <w:rPr>
+                <w:highlight w:val="yellow"/>
+              </w:rPr>
               <w:t>В системе заложены проверки вводимой пользователем информации</w:t>
             </w:r>
             <w:r>
+              <w:rPr>
+                <w:highlight w:val="yellow"/>
+              </w:rPr>
               <w:br/>
               <w:t xml:space="preserve"> </w:t>
             </w:r>
             <w:r>
               <w:rPr>
                 <w:noProof/>
+                <w:highlight w:val="yellow"/>
                 <w:lang w:eastAsia="ru-RU"/>
               </w:rPr>
               <w:drawing>
@@ -1145,7 +1150,6 @@
         <w:tc>
           <w:tcPr>
             <w:tcW w:w="10206" w:type="dxa"/>
-            <w:vAlign w:val="center"/>
           </w:tcPr>
           <w:p>
             <w:r>
@@ -1158,7 +1162,6 @@
         <w:tc>
           <w:tcPr>
             <w:tcW w:w="2668" w:type="dxa"/>
-            <w:vAlign w:val="center"/>
           </w:tcPr>
           <w:p>
             <w:r>
@@ -1169,7 +1172,6 @@
         <w:tc>
           <w:tcPr>
             <w:tcW w:w="5829" w:type="dxa"/>
-            <w:vAlign w:val="center"/>
           </w:tcPr>
           <w:p>
             <w:pPr>
@@ -1211,7 +1213,6 @@
         <w:tc>
           <w:tcPr>
             <w:tcW w:w="8080" w:type="dxa"/>
-            <w:vAlign w:val="center"/>
           </w:tcPr>
           <w:p>
             <w:r>
@@ -1303,7 +1304,6 @@
         <w:tc>
           <w:tcPr>
             <w:tcW w:w="10206" w:type="dxa"/>
-            <w:vAlign w:val="center"/>
           </w:tcPr>
           <w:p>
             <w:r>
@@ -1316,7 +1316,6 @@
         <w:tc>
           <w:tcPr>
             <w:tcW w:w="2668" w:type="dxa"/>
-            <w:vAlign w:val="center"/>
           </w:tcPr>
           <w:p>
             <w:r>
@@ -1327,7 +1326,6 @@
         <w:tc>
           <w:tcPr>
             <w:tcW w:w="5829" w:type="dxa"/>
-            <w:vAlign w:val="center"/>
           </w:tcPr>
           <w:p>
             <w:pPr>
@@ -1369,7 +1367,6 @@
         <w:tc>
           <w:tcPr>
             <w:tcW w:w="8080" w:type="dxa"/>
-            <w:vAlign w:val="center"/>
           </w:tcPr>
           <w:p>
             <w:r>
@@ -1410,7 +1407,6 @@
         <w:tc>
           <w:tcPr>
             <w:tcW w:w="10206" w:type="dxa"/>
-            <w:vAlign w:val="center"/>
           </w:tcPr>
           <w:p>
             <w:r>
@@ -1467,7 +1463,6 @@
         <w:tc>
           <w:tcPr>
             <w:tcW w:w="2668" w:type="dxa"/>
-            <w:vAlign w:val="center"/>
           </w:tcPr>
           <w:p>
             <w:proofErr w:type="spellStart"/>
@@ -1480,7 +1475,6 @@
         <w:tc>
           <w:tcPr>
             <w:tcW w:w="5829" w:type="dxa"/>
-            <w:vAlign w:val="center"/>
           </w:tcPr>
           <w:p>
             <w:pPr>
@@ -1566,7 +1560,6 @@
         <w:tc>
           <w:tcPr>
             <w:tcW w:w="8080" w:type="dxa"/>
-            <w:vAlign w:val="center"/>
           </w:tcPr>
           <w:p>
             <w:r>
@@ -1774,7 +1767,6 @@
         <w:tc>
           <w:tcPr>
             <w:tcW w:w="10206" w:type="dxa"/>
-            <w:vAlign w:val="center"/>
           </w:tcPr>
           <w:p>
             <w:r>
@@ -1787,7 +1779,6 @@
         <w:tc>
           <w:tcPr>
             <w:tcW w:w="2668" w:type="dxa"/>
-            <w:vAlign w:val="center"/>
           </w:tcPr>
           <w:p>
             <w:r>
@@ -1798,7 +1789,6 @@
         <w:tc>
           <w:tcPr>
             <w:tcW w:w="5829" w:type="dxa"/>
-            <w:vAlign w:val="center"/>
           </w:tcPr>
           <w:p>
             <w:pPr>
@@ -1850,7 +1840,6 @@
         <w:tc>
           <w:tcPr>
             <w:tcW w:w="8080" w:type="dxa"/>
-            <w:vAlign w:val="center"/>
           </w:tcPr>
           <w:p>
             <w:r>
@@ -1940,12 +1929,13 @@
             <w:r>
               <w:t>.</w:t>
             </w:r>
+            <w:bookmarkStart w:id="0" w:name="_GoBack"/>
+            <w:bookmarkEnd w:id="0"/>
           </w:p>
         </w:tc>
         <w:tc>
           <w:tcPr>
             <w:tcW w:w="10206" w:type="dxa"/>
-            <w:vAlign w:val="center"/>
           </w:tcPr>
           <w:p>
             <w:r>
@@ -1998,8 +1988,6 @@
       <w:r>
         <w:t>Ошибки:</w:t>
       </w:r>
-      <w:bookmarkStart w:id="0" w:name="_GoBack"/>
-      <w:bookmarkEnd w:id="0"/>
     </w:p>
     <w:p>
       <w:pPr>
@@ -2025,22 +2013,7 @@
         <w:t xml:space="preserve"> </w:t>
       </w:r>
       <w:r>
-        <w:t>Вторая</w:t>
-      </w:r>
-      <w:r>
-        <w:t xml:space="preserve"> итерация (</w:t>
-      </w:r>
-      <w:r>
-        <w:t xml:space="preserve">Виктор </w:t>
-      </w:r>
-      <w:r>
-        <w:t>–ведущий,</w:t>
-      </w:r>
-      <w:r>
-        <w:t xml:space="preserve"> Никита</w:t>
-      </w:r>
-      <w:r>
-        <w:t>– штурман)</w:t>
+        <w:t>Вторая итерация (Виктор –ведущий, Никита– штурман)</w:t>
       </w:r>
     </w:p>
     <w:p>
@@ -2086,10 +2059,7 @@
         </w:numPr>
       </w:pPr>
       <w:r>
-        <w:t>Третья</w:t>
-      </w:r>
-      <w:r>
-        <w:t xml:space="preserve"> итерация (Никита –ведущий, Виктор – штурман)</w:t>
+        <w:t>Третья итерация (Никита –ведущий, Виктор – штурман)</w:t>
       </w:r>
     </w:p>
     <w:p>
